--- a/简历相关/卢福兴求职简历.docx
+++ b/简历相关/卢福兴求职简历.docx
@@ -1,6 +1,6 @@
 
 <file path=word/document.xml><?xml version="1.0" encoding="utf-8"?>
-<w:document xmlns:wpc="http://schemas.microsoft.com/office/word/2010/wordprocessingCanvas" xmlns:mc="http://schemas.openxmlformats.org/markup-compatibility/2006" xmlns:o="urn:schemas-microsoft-com:office:office" xmlns:r="http://schemas.openxmlformats.org/officeDocument/2006/relationships" xmlns:m="http://schemas.openxmlformats.org/officeDocument/2006/math" xmlns:v="urn:schemas-microsoft-com:vml" xmlns:wp14="http://schemas.microsoft.com/office/word/2010/wordprocessingDrawing" xmlns:wp="http://schemas.openxmlformats.org/drawingml/2006/wordprocessingDrawing" xmlns:w="http://schemas.openxmlformats.org/wordprocessingml/2006/main" xmlns:w14="http://schemas.microsoft.com/office/word/2010/wordml" xmlns:w10="urn:schemas-microsoft-com:office:word" xmlns:w15="http://schemas.microsoft.com/office/word/2012/wordml" xmlns:wpg="http://schemas.microsoft.com/office/word/2010/wordprocessingGroup" xmlns:wpi="http://schemas.microsoft.com/office/word/2010/wordprocessingInk" xmlns:wne="http://schemas.microsoft.com/office/word/2006/wordml" xmlns:wps="http://schemas.microsoft.com/office/word/2010/wordprocessingShape" xmlns:wpsCustomData="http://www.wps.cn/officeDocument/2013/wpsCustomData" mc:Ignorable="w14 w15 wp14">
+<w:document xmlns:wpc="http://schemas.microsoft.com/office/word/2010/wordprocessingCanvas" xmlns:cx="http://schemas.microsoft.com/office/drawing/2014/chartex" xmlns:cx1="http://schemas.microsoft.com/office/drawing/2015/9/8/chartex" xmlns:cx2="http://schemas.microsoft.com/office/drawing/2015/10/21/chartex" xmlns:cx3="http://schemas.microsoft.com/office/drawing/2016/5/9/chartex" xmlns:cx4="http://schemas.microsoft.com/office/drawing/2016/5/10/chartex" xmlns:cx5="http://schemas.microsoft.com/office/drawing/2016/5/11/chartex" xmlns:cx6="http://schemas.microsoft.com/office/drawing/2016/5/12/chartex" xmlns:cx7="http://schemas.microsoft.com/office/drawing/2016/5/13/chartex" xmlns:cx8="http://schemas.microsoft.com/office/drawing/2016/5/14/chartex" xmlns:mc="http://schemas.openxmlformats.org/markup-compatibility/2006" xmlns:o="urn:schemas-microsoft-com:office:office" xmlns:r="http://schemas.openxmlformats.org/officeDocument/2006/relationships" xmlns:m="http://schemas.openxmlformats.org/officeDocument/2006/math" xmlns:v="urn:schemas-microsoft-com:vml" xmlns:wp14="http://schemas.microsoft.com/office/word/2010/wordprocessingDrawing" xmlns:wp="http://schemas.openxmlformats.org/drawingml/2006/wordprocessingDrawing" xmlns:w="http://schemas.openxmlformats.org/wordprocessingml/2006/main" xmlns:w14="http://schemas.microsoft.com/office/word/2010/wordml" xmlns:w10="urn:schemas-microsoft-com:office:word" xmlns:w15="http://schemas.microsoft.com/office/word/2012/wordml" xmlns:wpg="http://schemas.microsoft.com/office/word/2010/wordprocessingGroup" xmlns:wpi="http://schemas.microsoft.com/office/word/2010/wordprocessingInk" xmlns:wne="http://schemas.microsoft.com/office/word/2006/wordml" xmlns:wps="http://schemas.microsoft.com/office/word/2010/wordprocessingShape" xmlns:wpsCustomData="http://www.wps.cn/officeDocument/2013/wpsCustomData" mc:Ignorable="w14 w15 wp14">
   <w:body>
     <w:p>
       <w:pPr>
@@ -4818,7 +4818,19 @@
                                   <w:sz w:val="20"/>
                                   <w:szCs w:val="20"/>
                                 </w:rPr>
-                                <w:t>项目一描述</w:t>
+                                <w:t>项目</w:t>
+                              </w:r>
+                              <w:r>
+                                <w:rPr>
+                                  <w:rFonts w:hint="eastAsia" w:ascii="微软雅黑" w:hAnsi="微软雅黑" w:eastAsia="微软雅黑"/>
+                                  <w:b/>
+                                  <w:bCs/>
+                                  <w:color w:val="414141"/>
+                                  <w:sz w:val="20"/>
+                                  <w:szCs w:val="20"/>
+                                  <w:lang w:val="en-US" w:eastAsia="zh-CN"/>
+                                </w:rPr>
+                                <w:t>背景</w:t>
                               </w:r>
                               <w:r>
                                 <w:rPr>
@@ -4826,16 +4838,7 @@
                                   <w:color w:val="414141"/>
                                   <w:szCs w:val="21"/>
                                 </w:rPr>
-                                <w:t>：军工项目。驻场航天一院，机密级项目，参与项目周期：202507-202512，</w:t>
-                              </w:r>
-                              <w:r>
-                                <w:rPr>
-                                  <w:rFonts w:hint="eastAsia" w:ascii="微软雅黑" w:hAnsi="微软雅黑" w:eastAsia="微软雅黑"/>
-                                  <w:color w:val="414141"/>
-                                  <w:sz w:val="20"/>
-                                  <w:szCs w:val="20"/>
-                                </w:rPr>
-                                <w:t>项目于二开环境下进行开发</w:t>
+                                <w:t>：某军工研究所仿真平台二期建设，负责态势可视化与仿真引擎开发，团队 8 人，项目周期 6 个月</w:t>
                               </w:r>
                             </w:p>
                             <w:p>
@@ -4873,7 +4876,7 @@
                                   <w:sz w:val="20"/>
                                   <w:szCs w:val="20"/>
                                 </w:rPr>
-                                <w:t>：Windows下使用VS+Qt环境，基于OSG/OSG Earth框架开发仿真引擎，项目采用CMake管理</w:t>
+                                <w:t>：基于 OSG/OSG Earth + Qt + CMake 在 Windows 平台开发实时仿真渲染引擎，负责球体态势显示模块</w:t>
                               </w:r>
                             </w:p>
                             <w:p>
@@ -4902,16 +4905,28 @@
                                   <w:sz w:val="20"/>
                                   <w:szCs w:val="20"/>
                                 </w:rPr>
-                                <w:t>态势开发</w:t>
+                                <w:t>态势</w:t>
                               </w:r>
                               <w:r>
                                 <w:rPr>
                                   <w:rFonts w:hint="eastAsia" w:ascii="微软雅黑" w:hAnsi="微软雅黑" w:eastAsia="微软雅黑"/>
-                                  <w:color w:val="414141"/>
-                                  <w:sz w:val="20"/>
-                                  <w:szCs w:val="20"/>
-                                </w:rPr>
-                                <w:t>：球体上实现航线、路径线、炸弹爆炸等显示效果；部分操作界面使用Qt开发</w:t>
+                                  <w:b/>
+                                  <w:bCs/>
+                                  <w:color w:val="414141"/>
+                                  <w:sz w:val="20"/>
+                                  <w:szCs w:val="20"/>
+                                  <w:lang w:val="en-US" w:eastAsia="zh-CN"/>
+                                </w:rPr>
+                                <w:t>可视化</w:t>
+                              </w:r>
+                              <w:r>
+                                <w:rPr>
+                                  <w:rFonts w:hint="eastAsia" w:ascii="微软雅黑" w:hAnsi="微软雅黑" w:eastAsia="微软雅黑"/>
+                                  <w:color w:val="414141"/>
+                                  <w:sz w:val="20"/>
+                                  <w:szCs w:val="20"/>
+                                </w:rPr>
+                                <w:t>：实现航线轨迹、路径线、爆炸特效等动态效果，开发配套 Qt 操作界面</w:t>
                               </w:r>
                             </w:p>
                             <w:p>
@@ -4940,16 +4955,49 @@
                                   <w:sz w:val="20"/>
                                   <w:szCs w:val="20"/>
                                 </w:rPr>
-                                <w:t>模型开发</w:t>
+                                <w:t>模型集成</w:t>
                               </w:r>
                               <w:r>
                                 <w:rPr>
                                   <w:rFonts w:hint="eastAsia" w:ascii="微软雅黑" w:hAnsi="微软雅黑" w:eastAsia="微软雅黑"/>
+                                  <w:b/>
+                                  <w:bCs/>
+                                  <w:color w:val="414141"/>
+                                  <w:sz w:val="20"/>
+                                  <w:szCs w:val="20"/>
+                                  <w:lang w:val="en-US" w:eastAsia="zh-CN"/>
+                                </w:rPr>
+                                <w:t>与</w:t>
+                              </w:r>
+                              <w:r>
+                                <w:rPr>
+                                  <w:rFonts w:hint="eastAsia" w:ascii="微软雅黑" w:hAnsi="微软雅黑" w:eastAsia="微软雅黑"/>
+                                  <w:b/>
+                                  <w:bCs/>
+                                  <w:color w:val="414141"/>
+                                  <w:sz w:val="20"/>
+                                  <w:szCs w:val="20"/>
+                                </w:rPr>
+                                <w:t>开发</w:t>
+                              </w:r>
+                              <w:r>
+                                <w:rPr>
+                                  <w:rFonts w:hint="eastAsia" w:ascii="微软雅黑" w:hAnsi="微软雅黑" w:eastAsia="微软雅黑"/>
                                   <w:color w:val="414141"/>
                                   <w:sz w:val="20"/>
                                   <w:szCs w:val="20"/>
                                 </w:rPr>
                                 <w:t>：在现有模型基础上，根据业务需要开发模型功能</w:t>
+                              </w:r>
+                              <w:r>
+                                <w:rPr>
+                                  <w:rFonts w:hint="eastAsia" w:ascii="微软雅黑" w:hAnsi="微软雅黑" w:eastAsia="微软雅黑"/>
+                                  <w:color w:val="414141"/>
+                                  <w:sz w:val="20"/>
+                                  <w:szCs w:val="20"/>
+                                  <w:lang w:eastAsia="zh-CN"/>
+                                </w:rPr>
+                                <w:t>，对接多所高校算法模型，完成模型接入、联调与性能调优，累计集成模型 12+个</w:t>
                               </w:r>
                             </w:p>
                             <w:p>
@@ -4978,7 +5026,7 @@
                                   <w:sz w:val="20"/>
                                   <w:szCs w:val="20"/>
                                 </w:rPr>
-                                <w:t>模型集成</w:t>
+                                <w:t>性能优化</w:t>
                               </w:r>
                               <w:r>
                                 <w:rPr>
@@ -4987,7 +5035,56 @@
                                   <w:sz w:val="20"/>
                                   <w:szCs w:val="20"/>
                                 </w:rPr>
-                                <w:t>：集成各大高校提供的模型到仿真引擎</w:t>
+                                <w:t>：优化 Kafka 消息队列传输效率，针对大数据量分包传输机制</w:t>
+                              </w:r>
+                            </w:p>
+                            <w:p>
+                              <w:pPr>
+                                <w:pStyle w:val="12"/>
+                                <w:numPr>
+                                  <w:numId w:val="0"/>
+                                </w:numPr>
+                                <w:adjustRightInd w:val="0"/>
+                                <w:snapToGrid w:val="0"/>
+                                <w:ind w:leftChars="0" w:firstLine="420" w:firstLineChars="0"/>
+                                <w:rPr>
+                                  <w:rFonts w:hint="eastAsia" w:ascii="微软雅黑" w:hAnsi="微软雅黑" w:eastAsia="微软雅黑"/>
+                                  <w:color w:val="414141"/>
+                                  <w:sz w:val="20"/>
+                                  <w:szCs w:val="20"/>
+                                  <w:lang w:val="en-US" w:eastAsia="zh-CN"/>
+                                </w:rPr>
+                              </w:pPr>
+                              <w:r>
+                                <w:rPr>
+                                  <w:rFonts w:hint="eastAsia" w:ascii="微软雅黑" w:hAnsi="微软雅黑" w:eastAsia="微软雅黑"/>
+                                  <w:b/>
+                                  <w:bCs/>
+                                  <w:color w:val="414141"/>
+                                  <w:sz w:val="20"/>
+                                  <w:szCs w:val="20"/>
+                                  <w:lang w:val="en-US" w:eastAsia="zh-CN"/>
+                                </w:rPr>
+                                <w:t>技术栈</w:t>
+                              </w:r>
+                              <w:r>
+                                <w:rPr>
+                                  <w:rFonts w:hint="eastAsia" w:ascii="微软雅黑" w:hAnsi="微软雅黑" w:eastAsia="微软雅黑"/>
+                                  <w:color w:val="414141"/>
+                                  <w:sz w:val="20"/>
+                                  <w:szCs w:val="20"/>
+                                  <w:lang w:val="en-US" w:eastAsia="zh-CN"/>
+                                </w:rPr>
+                                <w:t>：</w:t>
+                              </w:r>
+                              <w:r>
+                                <w:rPr>
+                                  <w:rFonts w:hint="eastAsia" w:ascii="微软雅黑" w:hAnsi="微软雅黑" w:eastAsia="微软雅黑"/>
+                                  <w:color w:val="414141"/>
+                                  <w:sz w:val="20"/>
+                                  <w:szCs w:val="20"/>
+                                </w:rPr>
+                                <w:t>C++ / Qt / OSG / OSG Earth / CMake / Kafka / Windows</w:t>
                               </w:r>
                             </w:p>
                             <w:p>
@@ -5002,82 +5099,6 @@
                                 <w:ind w:firstLineChars="0"/>
                                 <w:rPr>
                                   <w:rFonts w:hint="eastAsia" w:ascii="微软雅黑" w:hAnsi="微软雅黑" w:eastAsia="微软雅黑"/>
-                                  <w:color w:val="414141"/>
-                                  <w:sz w:val="20"/>
-                                  <w:szCs w:val="20"/>
-                                </w:rPr>
-                              </w:pPr>
-                              <w:r>
-                                <w:rPr>
-                                  <w:rFonts w:hint="eastAsia" w:ascii="微软雅黑" w:hAnsi="微软雅黑" w:eastAsia="微软雅黑"/>
-                                  <w:b/>
-                                  <w:bCs/>
-                                  <w:color w:val="414141"/>
-                                  <w:sz w:val="20"/>
-                                  <w:szCs w:val="20"/>
-                                </w:rPr>
-                                <w:t>性能优化</w:t>
-                              </w:r>
-                              <w:r>
-                                <w:rPr>
-                                  <w:rFonts w:hint="eastAsia" w:ascii="微软雅黑" w:hAnsi="微软雅黑" w:eastAsia="微软雅黑"/>
-                                  <w:color w:val="414141"/>
-                                  <w:sz w:val="20"/>
-                                  <w:szCs w:val="20"/>
-                                </w:rPr>
-                                <w:t>：优化Kafka通信(例如：航线点过多传输失败，将数据进行分包处理发送)</w:t>
-                              </w:r>
-                            </w:p>
-                            <w:p>
-                              <w:pPr>
-                                <w:pStyle w:val="12"/>
-                                <w:numPr>
-                                  <w:ilvl w:val="0"/>
-                                  <w:numId w:val="1"/>
-                                </w:numPr>
-                                <w:adjustRightInd w:val="0"/>
-                                <w:snapToGrid w:val="0"/>
-                                <w:ind w:firstLineChars="0"/>
-                                <w:rPr>
-                                  <w:rFonts w:hint="eastAsia" w:ascii="微软雅黑" w:hAnsi="微软雅黑" w:eastAsia="微软雅黑"/>
-                                  <w:color w:val="414141"/>
-                                  <w:sz w:val="20"/>
-                                  <w:szCs w:val="20"/>
-                                </w:rPr>
-                              </w:pPr>
-                              <w:r>
-                                <w:rPr>
-                                  <w:rFonts w:hint="eastAsia" w:ascii="微软雅黑" w:hAnsi="微软雅黑" w:eastAsia="微软雅黑"/>
-                                  <w:b/>
-                                  <w:bCs/>
-                                  <w:color w:val="414141"/>
-                                  <w:sz w:val="20"/>
-                                  <w:szCs w:val="20"/>
-                                </w:rPr>
-                                <w:t>制作想定</w:t>
-                              </w:r>
-                              <w:r>
-                                <w:rPr>
-                                  <w:rFonts w:hint="eastAsia" w:ascii="微软雅黑" w:hAnsi="微软雅黑" w:eastAsia="微软雅黑"/>
-                                  <w:color w:val="414141"/>
-                                  <w:sz w:val="20"/>
-                                  <w:szCs w:val="20"/>
-                                </w:rPr>
-                                <w:t>：完成各个验收场景想定的制作，模型定制功能开发</w:t>
-                              </w:r>
-                            </w:p>
-                            <w:p>
-                              <w:pPr>
-                                <w:pStyle w:val="12"/>
-                                <w:numPr>
-                                  <w:ilvl w:val="0"/>
-                                  <w:numId w:val="1"/>
-                                </w:numPr>
-                                <w:adjustRightInd w:val="0"/>
-                                <w:snapToGrid w:val="0"/>
-                                <w:ind w:firstLineChars="0"/>
-                                <w:rPr>
-                                  <w:rFonts w:hint="eastAsia" w:ascii="微软雅黑" w:hAnsi="微软雅黑" w:eastAsia="微软雅黑"/>
                                   <w:b/>
                                   <w:bCs/>
                                   <w:color w:val="414141"/>
@@ -5112,54 +5133,6 @@
                                   <w:szCs w:val="20"/>
                                 </w:rPr>
                               </w:pPr>
-                            </w:p>
-                            <w:p>
-                              <w:pPr>
-                                <w:pStyle w:val="12"/>
-                                <w:numPr>
-                                  <w:ilvl w:val="0"/>
-                                  <w:numId w:val="1"/>
-                                </w:numPr>
-                                <w:adjustRightInd w:val="0"/>
-                                <w:snapToGrid w:val="0"/>
-                                <w:ind w:firstLineChars="0"/>
-                                <w:rPr>
-                                  <w:rFonts w:hint="eastAsia" w:ascii="微软雅黑" w:hAnsi="微软雅黑" w:eastAsia="微软雅黑"/>
-                                  <w:b/>
-                                  <w:bCs/>
-                                  <w:color w:val="414141"/>
-                                  <w:sz w:val="20"/>
-                                  <w:szCs w:val="20"/>
-                                </w:rPr>
-                              </w:pPr>
-                              <w:r>
-                                <w:rPr>
-                                  <w:rFonts w:hint="eastAsia" w:ascii="微软雅黑" w:hAnsi="微软雅黑" w:eastAsia="微软雅黑"/>
-                                  <w:b/>
-                                  <w:bCs/>
-                                  <w:color w:val="414141"/>
-                                  <w:sz w:val="20"/>
-                                  <w:szCs w:val="20"/>
-                                </w:rPr>
-                                <w:t>项目二描述：</w:t>
-                              </w:r>
-                              <w:r>
-                                <w:rPr>
-                                  <w:rFonts w:hint="eastAsia" w:ascii="微软雅黑" w:hAnsi="微软雅黑"/>
-                                  <w:color w:val="414141"/>
-                                  <w:szCs w:val="21"/>
-                                </w:rPr>
-                                <w:t>证券/股票管理系统，参与项目周期：202512-20260</w:t>
-                              </w:r>
-                              <w:r>
-                                <w:rPr>
-                                  <w:rFonts w:hint="eastAsia" w:ascii="微软雅黑" w:hAnsi="微软雅黑"/>
-                                  <w:color w:val="414141"/>
-                                  <w:szCs w:val="21"/>
-                                  <w:lang w:val="en-US" w:eastAsia="zh-CN"/>
-                                </w:rPr>
-                                <w:t>6</w:t>
-                              </w:r>
                             </w:p>
                           </w:txbxContent>
                         </wps:txbx>
@@ -5349,7 +5322,19 @@
                             <w:sz w:val="20"/>
                             <w:szCs w:val="20"/>
                           </w:rPr>
-                          <w:t>项目一描述</w:t>
+                          <w:t>项目</w:t>
+                        </w:r>
+                        <w:r>
+                          <w:rPr>
+                            <w:rFonts w:hint="eastAsia" w:ascii="微软雅黑" w:hAnsi="微软雅黑" w:eastAsia="微软雅黑"/>
+                            <w:b/>
+                            <w:bCs/>
+                            <w:color w:val="414141"/>
+                            <w:sz w:val="20"/>
+                            <w:szCs w:val="20"/>
+                            <w:lang w:val="en-US" w:eastAsia="zh-CN"/>
+                          </w:rPr>
+                          <w:t>背景</w:t>
                         </w:r>
                         <w:r>
                           <w:rPr>
@@ -5357,16 +5342,7 @@
                             <w:color w:val="414141"/>
                             <w:szCs w:val="21"/>
                           </w:rPr>
-                          <w:t>：军工项目。驻场航天一院，机密级项目，参与项目周期：202507-202512，</w:t>
-                        </w:r>
-                        <w:r>
-                          <w:rPr>
-                            <w:rFonts w:hint="eastAsia" w:ascii="微软雅黑" w:hAnsi="微软雅黑" w:eastAsia="微软雅黑"/>
-                            <w:color w:val="414141"/>
-                            <w:sz w:val="20"/>
-                            <w:szCs w:val="20"/>
-                          </w:rPr>
-                          <w:t>项目于二开环境下进行开发</w:t>
+                          <w:t>：某军工研究所仿真平台二期建设，负责态势可视化与仿真引擎开发，团队 8 人，项目周期 6 个月</w:t>
                         </w:r>
                       </w:p>
                       <w:p>
@@ -5404,7 +5380,7 @@
                             <w:sz w:val="20"/>
                             <w:szCs w:val="20"/>
                           </w:rPr>
-                          <w:t>：Windows下使用VS+Qt环境，基于OSG/OSG Earth框架开发仿真引擎，项目采用CMake管理</w:t>
+                          <w:t>：基于 OSG/OSG Earth + Qt + CMake 在 Windows 平台开发实时仿真渲染引擎，负责球体态势显示模块</w:t>
                         </w:r>
                       </w:p>
                       <w:p>
@@ -5433,16 +5409,28 @@
                             <w:sz w:val="20"/>
                             <w:szCs w:val="20"/>
                           </w:rPr>
-                          <w:t>态势开发</w:t>
+                          <w:t>态势</w:t>
                         </w:r>
                         <w:r>
                           <w:rPr>
                             <w:rFonts w:hint="eastAsia" w:ascii="微软雅黑" w:hAnsi="微软雅黑" w:eastAsia="微软雅黑"/>
-                            <w:color w:val="414141"/>
-                            <w:sz w:val="20"/>
-                            <w:szCs w:val="20"/>
-                          </w:rPr>
-                          <w:t>：球体上实现航线、路径线、炸弹爆炸等显示效果；部分操作界面使用Qt开发</w:t>
+                            <w:b/>
+                            <w:bCs/>
+                            <w:color w:val="414141"/>
+                            <w:sz w:val="20"/>
+                            <w:szCs w:val="20"/>
+                            <w:lang w:val="en-US" w:eastAsia="zh-CN"/>
+                          </w:rPr>
+                          <w:t>可视化</w:t>
+                        </w:r>
+                        <w:r>
+                          <w:rPr>
+                            <w:rFonts w:hint="eastAsia" w:ascii="微软雅黑" w:hAnsi="微软雅黑" w:eastAsia="微软雅黑"/>
+                            <w:color w:val="414141"/>
+                            <w:sz w:val="20"/>
+                            <w:szCs w:val="20"/>
+                          </w:rPr>
+                          <w:t>：实现航线轨迹、路径线、爆炸特效等动态效果，开发配套 Qt 操作界面</w:t>
                         </w:r>
                       </w:p>
                       <w:p>
@@ -5471,16 +5459,49 @@
                             <w:sz w:val="20"/>
                             <w:szCs w:val="20"/>
                           </w:rPr>
-                          <w:t>模型开发</w:t>
+                          <w:t>模型集成</w:t>
                         </w:r>
                         <w:r>
                           <w:rPr>
                             <w:rFonts w:hint="eastAsia" w:ascii="微软雅黑" w:hAnsi="微软雅黑" w:eastAsia="微软雅黑"/>
+                            <w:b/>
+                            <w:bCs/>
+                            <w:color w:val="414141"/>
+                            <w:sz w:val="20"/>
+                            <w:szCs w:val="20"/>
+                            <w:lang w:val="en-US" w:eastAsia="zh-CN"/>
+                          </w:rPr>
+                          <w:t>与</w:t>
+                        </w:r>
+                        <w:r>
+                          <w:rPr>
+                            <w:rFonts w:hint="eastAsia" w:ascii="微软雅黑" w:hAnsi="微软雅黑" w:eastAsia="微软雅黑"/>
+                            <w:b/>
+                            <w:bCs/>
+                            <w:color w:val="414141"/>
+                            <w:sz w:val="20"/>
+                            <w:szCs w:val="20"/>
+                          </w:rPr>
+                          <w:t>开发</w:t>
+                        </w:r>
+                        <w:r>
+                          <w:rPr>
+                            <w:rFonts w:hint="eastAsia" w:ascii="微软雅黑" w:hAnsi="微软雅黑" w:eastAsia="微软雅黑"/>
                             <w:color w:val="414141"/>
                             <w:sz w:val="20"/>
                             <w:szCs w:val="20"/>
                           </w:rPr>
                           <w:t>：在现有模型基础上，根据业务需要开发模型功能</w:t>
+                        </w:r>
+                        <w:r>
+                          <w:rPr>
+                            <w:rFonts w:hint="eastAsia" w:ascii="微软雅黑" w:hAnsi="微软雅黑" w:eastAsia="微软雅黑"/>
+                            <w:color w:val="414141"/>
+                            <w:sz w:val="20"/>
+                            <w:szCs w:val="20"/>
+                            <w:lang w:eastAsia="zh-CN"/>
+                          </w:rPr>
+                          <w:t>，对接多所高校算法模型，完成模型接入、联调与性能调优，累计集成模型 12+个</w:t>
                         </w:r>
                       </w:p>
                       <w:p>
@@ -5509,7 +5530,7 @@
                             <w:sz w:val="20"/>
                             <w:szCs w:val="20"/>
                           </w:rPr>
-                          <w:t>模型集成</w:t>
+                          <w:t>性能优化</w:t>
                         </w:r>
                         <w:r>
                           <w:rPr>
@@ -5518,7 +5539,56 @@
                             <w:sz w:val="20"/>
                             <w:szCs w:val="20"/>
                           </w:rPr>
-                          <w:t>：集成各大高校提供的模型到仿真引擎</w:t>
+                          <w:t>：优化 Kafka 消息队列传输效率，针对大数据量分包传输机制</w:t>
+                        </w:r>
+                      </w:p>
+                      <w:p>
+                        <w:pPr>
+                          <w:pStyle w:val="12"/>
+                          <w:numPr>
+                            <w:numId w:val="0"/>
+                          </w:numPr>
+                          <w:adjustRightInd w:val="0"/>
+                          <w:snapToGrid w:val="0"/>
+                          <w:ind w:leftChars="0" w:firstLine="420" w:firstLineChars="0"/>
+                          <w:rPr>
+                            <w:rFonts w:hint="eastAsia" w:ascii="微软雅黑" w:hAnsi="微软雅黑" w:eastAsia="微软雅黑"/>
+                            <w:color w:val="414141"/>
+                            <w:sz w:val="20"/>
+                            <w:szCs w:val="20"/>
+                            <w:lang w:val="en-US" w:eastAsia="zh-CN"/>
+                          </w:rPr>
+                        </w:pPr>
+                        <w:r>
+                          <w:rPr>
+                            <w:rFonts w:hint="eastAsia" w:ascii="微软雅黑" w:hAnsi="微软雅黑" w:eastAsia="微软雅黑"/>
+                            <w:b/>
+                            <w:bCs/>
+                            <w:color w:val="414141"/>
+                            <w:sz w:val="20"/>
+                            <w:szCs w:val="20"/>
+                            <w:lang w:val="en-US" w:eastAsia="zh-CN"/>
+                          </w:rPr>
+                          <w:t>技术栈</w:t>
+                        </w:r>
+                        <w:r>
+                          <w:rPr>
+                            <w:rFonts w:hint="eastAsia" w:ascii="微软雅黑" w:hAnsi="微软雅黑" w:eastAsia="微软雅黑"/>
+                            <w:color w:val="414141"/>
+                            <w:sz w:val="20"/>
+                            <w:szCs w:val="20"/>
+                            <w:lang w:val="en-US" w:eastAsia="zh-CN"/>
+                          </w:rPr>
+                          <w:t>：</w:t>
+                        </w:r>
+                        <w:r>
+                          <w:rPr>
+                            <w:rFonts w:hint="eastAsia" w:ascii="微软雅黑" w:hAnsi="微软雅黑" w:eastAsia="微软雅黑"/>
+                            <w:color w:val="414141"/>
+                            <w:sz w:val="20"/>
+                            <w:szCs w:val="20"/>
+                          </w:rPr>
+                          <w:t>C++ / Qt / OSG / OSG Earth / CMake / Kafka / Windows</w:t>
                         </w:r>
                       </w:p>
                       <w:p>
@@ -5533,82 +5603,6 @@
                           <w:ind w:firstLineChars="0"/>
                           <w:rPr>
                             <w:rFonts w:hint="eastAsia" w:ascii="微软雅黑" w:hAnsi="微软雅黑" w:eastAsia="微软雅黑"/>
-                            <w:color w:val="414141"/>
-                            <w:sz w:val="20"/>
-                            <w:szCs w:val="20"/>
-                          </w:rPr>
-                        </w:pPr>
-                        <w:r>
-                          <w:rPr>
-                            <w:rFonts w:hint="eastAsia" w:ascii="微软雅黑" w:hAnsi="微软雅黑" w:eastAsia="微软雅黑"/>
-                            <w:b/>
-                            <w:bCs/>
-                            <w:color w:val="414141"/>
-                            <w:sz w:val="20"/>
-                            <w:szCs w:val="20"/>
-                          </w:rPr>
-                          <w:t>性能优化</w:t>
-                        </w:r>
-                        <w:r>
-                          <w:rPr>
-                            <w:rFonts w:hint="eastAsia" w:ascii="微软雅黑" w:hAnsi="微软雅黑" w:eastAsia="微软雅黑"/>
-                            <w:color w:val="414141"/>
-                            <w:sz w:val="20"/>
-                            <w:szCs w:val="20"/>
-                          </w:rPr>
-                          <w:t>：优化Kafka通信(例如：航线点过多传输失败，将数据进行分包处理发送)</w:t>
-                        </w:r>
-                      </w:p>
-                      <w:p>
-                        <w:pPr>
-                          <w:pStyle w:val="12"/>
-                          <w:numPr>
-                            <w:ilvl w:val="0"/>
-                            <w:numId w:val="1"/>
-                          </w:numPr>
-                          <w:adjustRightInd w:val="0"/>
-                          <w:snapToGrid w:val="0"/>
-                          <w:ind w:firstLineChars="0"/>
-                          <w:rPr>
-                            <w:rFonts w:hint="eastAsia" w:ascii="微软雅黑" w:hAnsi="微软雅黑" w:eastAsia="微软雅黑"/>
-                            <w:color w:val="414141"/>
-                            <w:sz w:val="20"/>
-                            <w:szCs w:val="20"/>
-                          </w:rPr>
-                        </w:pPr>
-                        <w:r>
-                          <w:rPr>
-                            <w:rFonts w:hint="eastAsia" w:ascii="微软雅黑" w:hAnsi="微软雅黑" w:eastAsia="微软雅黑"/>
-                            <w:b/>
-                            <w:bCs/>
-                            <w:color w:val="414141"/>
-                            <w:sz w:val="20"/>
-                            <w:szCs w:val="20"/>
-                          </w:rPr>
-                          <w:t>制作想定</w:t>
-                        </w:r>
-                        <w:r>
-                          <w:rPr>
-                            <w:rFonts w:hint="eastAsia" w:ascii="微软雅黑" w:hAnsi="微软雅黑" w:eastAsia="微软雅黑"/>
-                            <w:color w:val="414141"/>
-                            <w:sz w:val="20"/>
-                            <w:szCs w:val="20"/>
-                          </w:rPr>
-                          <w:t>：完成各个验收场景想定的制作，模型定制功能开发</w:t>
-                        </w:r>
-                      </w:p>
-                      <w:p>
-                        <w:pPr>
-                          <w:pStyle w:val="12"/>
-                          <w:numPr>
-                            <w:ilvl w:val="0"/>
-                            <w:numId w:val="1"/>
-                          </w:numPr>
-                          <w:adjustRightInd w:val="0"/>
-                          <w:snapToGrid w:val="0"/>
-                          <w:ind w:firstLineChars="0"/>
-                          <w:rPr>
-                            <w:rFonts w:hint="eastAsia" w:ascii="微软雅黑" w:hAnsi="微软雅黑" w:eastAsia="微软雅黑"/>
                             <w:b/>
                             <w:bCs/>
                             <w:color w:val="414141"/>
@@ -5643,54 +5637,6 @@
                             <w:szCs w:val="20"/>
                           </w:rPr>
                         </w:pPr>
-                      </w:p>
-                      <w:p>
-                        <w:pPr>
-                          <w:pStyle w:val="12"/>
-                          <w:numPr>
-                            <w:ilvl w:val="0"/>
-                            <w:numId w:val="1"/>
-                          </w:numPr>
-                          <w:adjustRightInd w:val="0"/>
-                          <w:snapToGrid w:val="0"/>
-                          <w:ind w:firstLineChars="0"/>
-                          <w:rPr>
-                            <w:rFonts w:hint="eastAsia" w:ascii="微软雅黑" w:hAnsi="微软雅黑" w:eastAsia="微软雅黑"/>
-                            <w:b/>
-                            <w:bCs/>
-                            <w:color w:val="414141"/>
-                            <w:sz w:val="20"/>
-                            <w:szCs w:val="20"/>
-                          </w:rPr>
-                        </w:pPr>
-                        <w:r>
-                          <w:rPr>
-                            <w:rFonts w:hint="eastAsia" w:ascii="微软雅黑" w:hAnsi="微软雅黑" w:eastAsia="微软雅黑"/>
-                            <w:b/>
-                            <w:bCs/>
-                            <w:color w:val="414141"/>
-                            <w:sz w:val="20"/>
-                            <w:szCs w:val="20"/>
-                          </w:rPr>
-                          <w:t>项目二描述：</w:t>
-                        </w:r>
-                        <w:r>
-                          <w:rPr>
-                            <w:rFonts w:hint="eastAsia" w:ascii="微软雅黑" w:hAnsi="微软雅黑"/>
-                            <w:color w:val="414141"/>
-                            <w:szCs w:val="21"/>
-                          </w:rPr>
-                          <w:t>证券/股票管理系统，参与项目周期：202512-20260</w:t>
-                        </w:r>
-                        <w:r>
-                          <w:rPr>
-                            <w:rFonts w:hint="eastAsia" w:ascii="微软雅黑" w:hAnsi="微软雅黑"/>
-                            <w:color w:val="414141"/>
-                            <w:szCs w:val="21"/>
-                            <w:lang w:val="en-US" w:eastAsia="zh-CN"/>
-                          </w:rPr>
-                          <w:t>6</w:t>
-                        </w:r>
                       </w:p>
                     </w:txbxContent>
                   </v:textbox>
@@ -7374,6 +7320,8 @@
           <w:rFonts w:hint="eastAsia"/>
         </w:rPr>
       </w:pPr>
+      <w:bookmarkStart w:id="0" w:name="_GoBack"/>
+      <w:bookmarkEnd w:id="0"/>
       <w:r>
         <w:rPr>
           <w:rFonts w:ascii="微软雅黑" w:hAnsi="微软雅黑"/>
@@ -7392,8 +7340,8 @@
                 <wp:positionV relativeFrom="page">
                   <wp:posOffset>685165</wp:posOffset>
                 </wp:positionV>
-                <wp:extent cx="6789420" cy="7244715"/>
-                <wp:effectExtent l="0" t="0" r="7620" b="0"/>
+                <wp:extent cx="6789420" cy="8462645"/>
+                <wp:effectExtent l="0" t="0" r="1905" b="0"/>
                 <wp:wrapNone/>
                 <wp:docPr id="2058607727" name="组合 2058607727"/>
                 <wp:cNvGraphicFramePr/>
@@ -7404,9 +7352,9 @@
                       <wpg:grpSpPr>
                         <a:xfrm>
                           <a:off x="0" y="0"/>
-                          <a:ext cx="6789420" cy="7244716"/>
+                          <a:ext cx="6789420" cy="8462647"/>
                           <a:chOff x="-7620" y="443024"/>
-                          <a:chExt cx="6789420" cy="7249547"/>
+                          <a:chExt cx="6789420" cy="8468290"/>
                         </a:xfrm>
                       </wpg:grpSpPr>
                       <wpg:grpSp>
@@ -7415,9 +7363,9 @@
                         <wpg:grpSpPr>
                           <a:xfrm>
                             <a:off x="-7620" y="443024"/>
-                            <a:ext cx="6789420" cy="5193316"/>
+                            <a:ext cx="6789420" cy="6412695"/>
                             <a:chOff x="-7620" y="444884"/>
-                            <a:chExt cx="6789420" cy="5215126"/>
+                            <a:chExt cx="6789420" cy="6439626"/>
                           </a:xfrm>
                         </wpg:grpSpPr>
                         <wpg:grpSp>
@@ -7428,9 +7376,9 @@
                           <wpg:grpSpPr>
                             <a:xfrm>
                               <a:off x="-7620" y="444884"/>
-                              <a:ext cx="1256665" cy="5215126"/>
+                              <a:ext cx="1256665" cy="6439626"/>
                               <a:chOff x="-7613" y="615852"/>
-                              <a:chExt cx="1256004" cy="7219295"/>
+                              <a:chExt cx="1256004" cy="8914369"/>
                             </a:xfrm>
                           </wpg:grpSpPr>
                           <wps:wsp>
@@ -7438,7 +7386,7 @@
                             <wps:cNvSpPr/>
                             <wps:spPr bwMode="auto">
                               <a:xfrm>
-                                <a:off x="-7613" y="3730404"/>
+                                <a:off x="-7613" y="5756719"/>
                                 <a:ext cx="1256004" cy="287959"/>
                               </a:xfrm>
                               <a:custGeom>
@@ -7615,7 +7563,7 @@
                             <wps:cNvSpPr/>
                             <wps:spPr bwMode="auto">
                               <a:xfrm rot="10800000">
-                                <a:off x="3" y="4018363"/>
+                                <a:off x="3" y="6039378"/>
                                 <a:ext cx="144069" cy="105997"/>
                               </a:xfrm>
                               <a:prstGeom prst="rtTriangle">
@@ -7640,7 +7588,7 @@
                             <wps:cNvSpPr/>
                             <wps:spPr bwMode="auto">
                               <a:xfrm>
-                                <a:off x="-7613" y="7450908"/>
+                                <a:off x="-7613" y="9151281"/>
                                 <a:ext cx="1256004" cy="287076"/>
                               </a:xfrm>
                               <a:custGeom>
@@ -7810,7 +7758,7 @@
                             <wps:cNvSpPr/>
                             <wps:spPr bwMode="auto">
                               <a:xfrm rot="10800000">
-                                <a:off x="3" y="7729150"/>
+                                <a:off x="3" y="9424224"/>
                                 <a:ext cx="144069" cy="105997"/>
                               </a:xfrm>
                               <a:prstGeom prst="rtTriangle">
@@ -8031,7 +7979,7 @@
                           <wps:cNvCnPr/>
                           <wps:spPr>
                             <a:xfrm>
-                              <a:off x="133350" y="2887500"/>
+                              <a:off x="133350" y="4351284"/>
                               <a:ext cx="6648450" cy="0"/>
                             </a:xfrm>
                             <a:prstGeom prst="line">
@@ -8064,7 +8012,7 @@
                           <wps:cNvCnPr/>
                           <wps:spPr>
                             <a:xfrm>
-                              <a:off x="122555" y="5590458"/>
+                              <a:off x="122555" y="6810491"/>
                               <a:ext cx="6648450" cy="0"/>
                             </a:xfrm>
                             <a:prstGeom prst="line">
@@ -8130,7 +8078,7 @@
                           <wps:cNvCnPr/>
                           <wps:spPr>
                             <a:xfrm>
-                              <a:off x="133350" y="2567178"/>
+                              <a:off x="133350" y="1865277"/>
                               <a:ext cx="6648450" cy="0"/>
                             </a:xfrm>
                             <a:prstGeom prst="line">
@@ -8166,8 +8114,8 @@
                         </wps:cNvSpPr>
                         <wps:spPr bwMode="auto">
                           <a:xfrm>
-                            <a:off x="257810" y="2727372"/>
-                            <a:ext cx="6429375" cy="2290066"/>
+                            <a:off x="257810" y="4236503"/>
+                            <a:ext cx="6429375" cy="2290067"/>
                           </a:xfrm>
                           <a:prstGeom prst="rect">
                             <a:avLst/>
@@ -8591,7 +8539,7 @@
                         </wps:cNvSpPr>
                         <wps:spPr bwMode="auto">
                           <a:xfrm>
-                            <a:off x="257810" y="5538485"/>
+                            <a:off x="257810" y="6757228"/>
                             <a:ext cx="6429375" cy="2154086"/>
                           </a:xfrm>
                           <a:prstGeom prst="rect">
@@ -9030,8 +8978,8 @@
                         </wps:cNvSpPr>
                         <wps:spPr bwMode="auto">
                           <a:xfrm>
-                            <a:off x="257810" y="761371"/>
-                            <a:ext cx="6429375" cy="1842728"/>
+                            <a:off x="257810" y="1857477"/>
+                            <a:ext cx="6429375" cy="2053054"/>
                           </a:xfrm>
                           <a:prstGeom prst="rect">
                             <a:avLst/>
@@ -9070,42 +9018,47 @@
                                   <w:sz w:val="20"/>
                                   <w:szCs w:val="20"/>
                                 </w:rPr>
-                                <w:t>数据解析</w:t>
+                                <w:t>项目</w:t>
                               </w:r>
                               <w:r>
                                 <w:rPr>
                                   <w:rFonts w:hint="eastAsia" w:ascii="微软雅黑" w:hAnsi="微软雅黑" w:eastAsia="微软雅黑"/>
-                                  <w:color w:val="414141"/>
-                                  <w:sz w:val="20"/>
-                                  <w:szCs w:val="20"/>
-                                </w:rPr>
-                                <w:t xml:space="preserve">：使用Python解析多券商PDF/Word/Excel金融文件，提取证券交易、持仓、费用等数据 </w:t>
-                              </w:r>
-                            </w:p>
-                            <w:p>
-                              <w:pPr>
-                                <w:pStyle w:val="12"/>
-                                <w:numPr>
-                                  <w:numId w:val="0"/>
-                                </w:numPr>
-                                <w:adjustRightInd w:val="0"/>
-                                <w:snapToGrid w:val="0"/>
-                                <w:ind w:left="420" w:leftChars="0" w:firstLine="1000" w:firstLineChars="500"/>
+                                  <w:b/>
+                                  <w:bCs/>
+                                  <w:color w:val="414141"/>
+                                  <w:sz w:val="20"/>
+                                  <w:szCs w:val="20"/>
+                                  <w:lang w:val="en-US" w:eastAsia="zh-CN"/>
+                                </w:rPr>
+                                <w:t>背景</w:t>
+                              </w:r>
+                              <w:r>
                                 <w:rPr>
                                   <w:rFonts w:hint="eastAsia" w:ascii="微软雅黑" w:hAnsi="微软雅黑" w:eastAsia="微软雅黑"/>
-                                  <w:color w:val="414141"/>
-                                  <w:sz w:val="20"/>
-                                  <w:szCs w:val="20"/>
-                                </w:rPr>
-                              </w:pPr>
-                              <w:r>
-                                <w:rPr>
-                                  <w:rFonts w:hint="eastAsia" w:ascii="微软雅黑" w:hAnsi="微软雅黑" w:eastAsia="微软雅黑"/>
-                                  <w:color w:val="414141"/>
-                                  <w:sz w:val="20"/>
-                                  <w:szCs w:val="20"/>
-                                </w:rPr>
-                                <w:t>针对不同券商定制解析方案，处理复杂表格、跨页续行、多币种账户</w:t>
+                                  <w:b/>
+                                  <w:bCs/>
+                                  <w:color w:val="414141"/>
+                                  <w:sz w:val="20"/>
+                                  <w:szCs w:val="20"/>
+                                </w:rPr>
+                                <w:t>：</w:t>
+                              </w:r>
+                              <w:r>
+                                <w:rPr>
+                                  <w:rFonts w:hint="eastAsia" w:ascii="微软雅黑" w:hAnsi="微软雅黑"/>
+                                  <w:color w:val="414141"/>
+                                  <w:szCs w:val="21"/>
+                                </w:rPr>
+                                <w:t>证券/股票管理系统，参与项目周期：202512-20260</w:t>
+                              </w:r>
+                              <w:r>
+                                <w:rPr>
+                                  <w:rFonts w:hint="eastAsia" w:ascii="微软雅黑" w:hAnsi="微软雅黑"/>
+                                  <w:color w:val="414141"/>
+                                  <w:szCs w:val="21"/>
+                                  <w:lang w:val="en-US" w:eastAsia="zh-CN"/>
+                                </w:rPr>
+                                <w:t>8</w:t>
                               </w:r>
                             </w:p>
                             <w:p>
@@ -9134,7 +9087,7 @@
                                   <w:sz w:val="20"/>
                                   <w:szCs w:val="20"/>
                                 </w:rPr>
-                                <w:t>结果映射</w:t>
+                                <w:t>数据解析：</w:t>
                               </w:r>
                               <w:r>
                                 <w:rPr>
@@ -9143,33 +9096,17 @@
                                   <w:sz w:val="20"/>
                                   <w:szCs w:val="20"/>
                                 </w:rPr>
-                                <w:t>：设计字段映射配置系统，实现解析数据与数据库的灵活映射</w:t>
-                              </w:r>
-                            </w:p>
-                            <w:p>
-                              <w:pPr>
-                                <w:pStyle w:val="12"/>
-                                <w:numPr>
-                                  <w:numId w:val="0"/>
-                                </w:numPr>
-                                <w:adjustRightInd w:val="0"/>
-                                <w:snapToGrid w:val="0"/>
-                                <w:ind w:left="840" w:leftChars="0" w:firstLine="600" w:firstLineChars="300"/>
+                                <w:t>基于 Python + pdfplumber/openpyxl/docx2txt 实现多券商（PDF/Word/Excel）金融文档解析引擎，支持 15+ 券商差异化格式处理，累计处理文件 10000+ 份</w:t>
+                              </w:r>
+                              <w:r>
                                 <w:rPr>
                                   <w:rFonts w:hint="eastAsia" w:ascii="微软雅黑" w:hAnsi="微软雅黑" w:eastAsia="微软雅黑"/>
                                   <w:color w:val="414141"/>
                                   <w:sz w:val="20"/>
                                   <w:szCs w:val="20"/>
-                                </w:rPr>
-                              </w:pPr>
-                              <w:r>
-                                <w:rPr>
-                                  <w:rFonts w:hint="eastAsia" w:ascii="微软雅黑" w:hAnsi="微软雅黑" w:eastAsia="微软雅黑"/>
-                                  <w:color w:val="414141"/>
-                                  <w:sz w:val="20"/>
-                                  <w:szCs w:val="20"/>
-                                </w:rPr>
-                                <w:t>支持配置化扩展，适配新券商/文件类型无需改代码</w:t>
+                                  <w:lang w:eastAsia="zh-CN"/>
+                                </w:rPr>
+                                <w:t>，跨页续行数据拼接</w:t>
                               </w:r>
                             </w:p>
                             <w:p>
@@ -9184,8 +9121,6 @@
                                 <w:ind w:firstLineChars="0"/>
                                 <w:rPr>
                                   <w:rFonts w:hint="eastAsia" w:ascii="微软雅黑" w:hAnsi="微软雅黑" w:eastAsia="微软雅黑"/>
-                                  <w:b/>
-                                  <w:bCs/>
                                   <w:color w:val="414141"/>
                                   <w:sz w:val="20"/>
                                   <w:szCs w:val="20"/>
@@ -9199,29 +9134,273 @@
                                   <w:color w:val="414141"/>
                                   <w:sz w:val="20"/>
                                   <w:szCs w:val="20"/>
-                                  <w:lang w:val="en-US" w:eastAsia="zh-CN"/>
-                                </w:rPr>
-                                <w:t>后端开发</w:t>
+                                </w:rPr>
+                                <w:t>结果映射</w:t>
                               </w:r>
                               <w:r>
                                 <w:rPr>
                                   <w:rFonts w:hint="eastAsia" w:ascii="微软雅黑" w:hAnsi="微软雅黑" w:eastAsia="微软雅黑"/>
-                                  <w:color w:val="414141"/>
-                                  <w:sz w:val="20"/>
-                                  <w:szCs w:val="20"/>
-                                </w:rPr>
-                                <w:t>：基于FastAPI构建异步API，处理文件上传与数据查询</w:t>
+                                  <w:b/>
+                                  <w:bCs/>
+                                  <w:color w:val="414141"/>
+                                  <w:sz w:val="20"/>
+                                  <w:szCs w:val="20"/>
+                                  <w:lang w:eastAsia="zh-CN"/>
+                                </w:rPr>
+                                <w:t>：</w:t>
+                              </w:r>
+                              <w:r>
+                                <w:rPr>
+                                  <w:rFonts w:hint="eastAsia" w:ascii="微软雅黑" w:hAnsi="微软雅黑" w:eastAsia="微软雅黑"/>
+                                  <w:color w:val="414141"/>
+                                  <w:sz w:val="20"/>
+                                  <w:szCs w:val="20"/>
+                                </w:rPr>
+                                <w:t>设计通用字段映射配置系统，通过 YAML 配置 实现解析数据与数据库灵活解耦，新增券商/文件类型零代码接入，开发周期从 3天→2小时</w:t>
                               </w:r>
                             </w:p>
                             <w:p>
                               <w:pPr>
                                 <w:pStyle w:val="12"/>
                                 <w:numPr>
+                                  <w:ilvl w:val="0"/>
+                                  <w:numId w:val="1"/>
+                                </w:numPr>
+                                <w:adjustRightInd w:val="0"/>
+                                <w:snapToGrid w:val="0"/>
+                                <w:ind w:firstLineChars="0"/>
+                                <w:rPr>
+                                  <w:rFonts w:hint="eastAsia" w:ascii="微软雅黑" w:hAnsi="微软雅黑" w:eastAsia="微软雅黑"/>
+                                  <w:color w:val="414141"/>
+                                  <w:sz w:val="20"/>
+                                  <w:szCs w:val="20"/>
+                                </w:rPr>
+                              </w:pPr>
+                              <w:r>
+                                <w:rPr>
+                                  <w:rFonts w:hint="eastAsia" w:ascii="微软雅黑" w:hAnsi="微软雅黑" w:eastAsia="微软雅黑"/>
+                                  <w:b/>
+                                  <w:bCs/>
+                                  <w:color w:val="414141"/>
+                                  <w:sz w:val="20"/>
+                                  <w:szCs w:val="20"/>
+                                  <w:lang w:val="en-US" w:eastAsia="zh-CN"/>
+                                </w:rPr>
+                                <w:t>后端框架</w:t>
+                              </w:r>
+                              <w:r>
+                                <w:rPr>
+                                  <w:rFonts w:hint="eastAsia" w:ascii="微软雅黑" w:hAnsi="微软雅黑" w:eastAsia="微软雅黑"/>
+                                  <w:color w:val="414141"/>
+                                  <w:sz w:val="20"/>
+                                  <w:szCs w:val="20"/>
+                                </w:rPr>
+                                <w:t>：基于 FastAPI + SQLAlchemy 构建异步 API，集成 Redis 缓存，查询接口响应时间从 2s→200ms，性能提升 90%+。支持 文件批量上传 + 异步解析任务，使用 Celery + RabbitMQ 实现任务队列</w:t>
+                              </w:r>
+                            </w:p>
+                          </w:txbxContent>
+                        </wps:txbx>
+                        <wps:bodyPr rot="0" vert="horz" wrap="square" lIns="91440" tIns="45720" rIns="91440" bIns="45720" anchor="ctr" anchorCtr="0">
+                          <a:noAutofit/>
+                        </wps:bodyPr>
+                      </wps:wsp>
+                      <wps:wsp>
+                        <wps:cNvPr id="11" name="文本框 2"/>
+                        <wps:cNvSpPr txBox="1">
+                          <a:spLocks noChangeArrowheads="1"/>
+                        </wps:cNvSpPr>
+                        <wps:spPr bwMode="auto">
+                          <a:xfrm>
+                            <a:off x="257810" y="626026"/>
+                            <a:ext cx="6429375" cy="1199680"/>
+                          </a:xfrm>
+                          <a:prstGeom prst="rect">
+                            <a:avLst/>
+                          </a:prstGeom>
+                          <a:noFill/>
+                          <a:ln w="9525">
+                            <a:noFill/>
+                            <a:miter lim="800000"/>
+                          </a:ln>
+                        </wps:spPr>
+                        <wps:txbx>
+                          <w:txbxContent>
+                            <w:p>
+                              <w:pPr>
+                                <w:pStyle w:val="12"/>
+                                <w:numPr>
+                                  <w:ilvl w:val="0"/>
+                                  <w:numId w:val="1"/>
+                                </w:numPr>
+                                <w:adjustRightInd w:val="0"/>
+                                <w:snapToGrid w:val="0"/>
+                                <w:ind w:firstLineChars="0"/>
+                                <w:rPr>
+                                  <w:rFonts w:hint="eastAsia" w:ascii="微软雅黑" w:hAnsi="微软雅黑" w:eastAsia="微软雅黑"/>
+                                  <w:color w:val="414141"/>
+                                  <w:sz w:val="20"/>
+                                  <w:szCs w:val="20"/>
+                                </w:rPr>
+                              </w:pPr>
+                              <w:r>
+                                <w:rPr>
+                                  <w:rFonts w:hint="eastAsia" w:ascii="微软雅黑" w:hAnsi="微软雅黑" w:eastAsia="微软雅黑"/>
+                                  <w:b/>
+                                  <w:bCs/>
+                                  <w:color w:val="414141"/>
+                                  <w:sz w:val="20"/>
+                                  <w:szCs w:val="20"/>
+                                </w:rPr>
+                                <w:t>项目成果：</w:t>
+                              </w:r>
+                              <w:r>
+                                <w:rPr>
+                                  <w:rFonts w:hint="eastAsia" w:ascii="微软雅黑" w:hAnsi="微软雅黑" w:eastAsia="微软雅黑"/>
+                                  <w:color w:val="414141"/>
+                                  <w:sz w:val="20"/>
+                                  <w:szCs w:val="20"/>
+                                </w:rPr>
+                                <w:t>完成8套验收想定场景制作</w:t>
+                              </w:r>
+                              <w:r>
+                                <w:rPr>
+                                  <w:rFonts w:hint="eastAsia" w:ascii="微软雅黑" w:hAnsi="微软雅黑" w:eastAsia="微软雅黑"/>
+                                  <w:color w:val="414141"/>
+                                  <w:sz w:val="20"/>
+                                  <w:szCs w:val="20"/>
+                                  <w:lang w:eastAsia="zh-CN"/>
+                                </w:rPr>
+                                <w:t xml:space="preserve">、模型集成周期从 </w:t>
+                              </w:r>
+                              <w:r>
+                                <w:rPr>
+                                  <w:rFonts w:hint="eastAsia" w:ascii="微软雅黑" w:hAnsi="微软雅黑" w:eastAsia="微软雅黑"/>
+                                  <w:color w:val="414141"/>
+                                  <w:sz w:val="20"/>
+                                  <w:szCs w:val="20"/>
+                                  <w:lang w:val="en-US" w:eastAsia="zh-CN"/>
+                                </w:rPr>
+                                <w:t>3天</w:t>
+                              </w:r>
+                              <w:r>
+                                <w:rPr>
+                                  <w:rFonts w:hint="eastAsia" w:ascii="微软雅黑" w:hAnsi="微软雅黑" w:eastAsia="微软雅黑"/>
+                                  <w:color w:val="414141"/>
+                                  <w:sz w:val="20"/>
+                                  <w:szCs w:val="20"/>
+                                  <w:lang w:eastAsia="zh-CN"/>
+                                </w:rPr>
+                                <w:t>→</w:t>
+                              </w:r>
+                              <w:r>
+                                <w:rPr>
+                                  <w:rFonts w:hint="eastAsia" w:ascii="微软雅黑" w:hAnsi="微软雅黑" w:eastAsia="微软雅黑"/>
+                                  <w:color w:val="414141"/>
+                                  <w:sz w:val="20"/>
+                                  <w:szCs w:val="20"/>
+                                  <w:lang w:val="en-US" w:eastAsia="zh-CN"/>
+                                </w:rPr>
+                                <w:t>1</w:t>
+                              </w:r>
+                              <w:r>
+                                <w:rPr>
+                                  <w:rFonts w:hint="eastAsia" w:ascii="微软雅黑" w:hAnsi="微软雅黑" w:eastAsia="微软雅黑"/>
+                                  <w:color w:val="414141"/>
+                                  <w:sz w:val="20"/>
+                                  <w:szCs w:val="20"/>
+                                  <w:lang w:eastAsia="zh-CN"/>
+                                </w:rPr>
+                                <w:t>天，效率提升、</w:t>
+                              </w:r>
+                              <w:r>
+                                <w:rPr>
+                                  <w:rFonts w:hint="eastAsia" w:ascii="微软雅黑" w:hAnsi="微软雅黑" w:eastAsia="微软雅黑"/>
+                                  <w:color w:val="414141"/>
+                                  <w:sz w:val="20"/>
+                                  <w:szCs w:val="20"/>
+                                  <w:lang w:val="en-US" w:eastAsia="zh-CN"/>
+                                </w:rPr>
+                                <w:t>优化UI显示逻辑</w:t>
+                              </w:r>
+                              <w:r>
+                                <w:rPr>
+                                  <w:rFonts w:hint="eastAsia" w:ascii="微软雅黑" w:hAnsi="微软雅黑" w:eastAsia="微软雅黑"/>
+                                  <w:color w:val="414141"/>
+                                  <w:sz w:val="20"/>
+                                  <w:szCs w:val="20"/>
+                                  <w:lang w:eastAsia="zh-CN"/>
+                                </w:rPr>
+                                <w:t>仿真</w:t>
+                              </w:r>
+                              <w:r>
+                                <w:rPr>
+                                  <w:rFonts w:hint="eastAsia" w:ascii="微软雅黑" w:hAnsi="微软雅黑" w:eastAsia="微软雅黑"/>
+                                  <w:color w:val="414141"/>
+                                  <w:sz w:val="20"/>
+                                  <w:szCs w:val="20"/>
+                                  <w:lang w:val="en-US" w:eastAsia="zh-CN"/>
+                                </w:rPr>
+                                <w:t>延迟控制在秒以内</w:t>
+                              </w:r>
+                              <w:r>
+                                <w:rPr>
+                                  <w:rFonts w:hint="eastAsia" w:ascii="微软雅黑" w:hAnsi="微软雅黑" w:eastAsia="微软雅黑"/>
+                                  <w:color w:val="414141"/>
+                                  <w:sz w:val="20"/>
+                                  <w:szCs w:val="20"/>
+                                  <w:lang w:eastAsia="zh-CN"/>
+                                </w:rPr>
+                                <w:t>，满足实时性要求</w:t>
+                              </w:r>
+                            </w:p>
+                            <w:p>
+                              <w:pPr>
+                                <w:pStyle w:val="12"/>
+                                <w:numPr>
+                                  <w:ilvl w:val="0"/>
+                                  <w:numId w:val="1"/>
+                                </w:numPr>
+                                <w:adjustRightInd w:val="0"/>
+                                <w:snapToGrid w:val="0"/>
+                                <w:ind w:firstLineChars="0"/>
+                                <w:rPr>
+                                  <w:rFonts w:hint="eastAsia" w:ascii="微软雅黑" w:hAnsi="微软雅黑" w:eastAsia="微软雅黑"/>
+                                  <w:color w:val="414141"/>
+                                  <w:sz w:val="20"/>
+                                  <w:szCs w:val="20"/>
+                                </w:rPr>
+                              </w:pPr>
+                              <w:r>
+                                <w:rPr>
+                                  <w:rFonts w:hint="eastAsia" w:ascii="微软雅黑" w:hAnsi="微软雅黑" w:eastAsia="微软雅黑"/>
+                                  <w:b/>
+                                  <w:bCs/>
+                                  <w:color w:val="414141"/>
+                                  <w:sz w:val="20"/>
+                                  <w:szCs w:val="20"/>
+                                </w:rPr>
+                                <w:t>数据解析：</w:t>
+                              </w:r>
+                              <w:r>
+                                <w:rPr>
+                                  <w:rFonts w:hint="eastAsia" w:ascii="微软雅黑" w:hAnsi="微软雅黑" w:eastAsia="微软雅黑"/>
+                                  <w:color w:val="414141"/>
+                                  <w:sz w:val="20"/>
+                                  <w:szCs w:val="20"/>
+                                </w:rPr>
+                                <w:t>基于 Python + pdfplumber/openpyxl/docx2txt 实现多券商（PDF/Word/Excel）金融文档</w:t>
+                              </w:r>
+                            </w:p>
+                            <w:p>
+                              <w:pPr>
+                                <w:pStyle w:val="12"/>
+                                <w:widowControl w:val="0"/>
+                                <w:numPr>
                                   <w:numId w:val="0"/>
                                 </w:numPr>
                                 <w:adjustRightInd w:val="0"/>
                                 <w:snapToGrid w:val="0"/>
-                                <w:ind w:left="840" w:leftChars="0" w:firstLine="600" w:firstLineChars="300"/>
+                                <w:jc w:val="both"/>
                                 <w:rPr>
                                   <w:rFonts w:hint="eastAsia" w:ascii="微软雅黑" w:hAnsi="微软雅黑" w:eastAsia="微软雅黑"/>
                                   <w:color w:val="414141"/>
@@ -9229,15 +9408,24 @@
                                   <w:szCs w:val="20"/>
                                 </w:rPr>
                               </w:pPr>
-                              <w:r>
+                            </w:p>
+                            <w:p>
+                              <w:pPr>
+                                <w:pStyle w:val="12"/>
+                                <w:widowControl w:val="0"/>
+                                <w:numPr>
+                                  <w:numId w:val="0"/>
+                                </w:numPr>
+                                <w:adjustRightInd w:val="0"/>
+                                <w:snapToGrid w:val="0"/>
+                                <w:jc w:val="both"/>
                                 <w:rPr>
                                   <w:rFonts w:hint="eastAsia" w:ascii="微软雅黑" w:hAnsi="微软雅黑" w:eastAsia="微软雅黑"/>
                                   <w:color w:val="414141"/>
                                   <w:sz w:val="20"/>
                                   <w:szCs w:val="20"/>
                                 </w:rPr>
-                                <w:t>使用SQLAlchemy ORM操作数据库，集成Redis缓存优化查询性能</w:t>
-                              </w:r>
+                              </w:pPr>
                             </w:p>
                           </w:txbxContent>
                         </wps:txbx>
@@ -9253,13 +9441,13 @@
           </mc:Choice>
           <mc:Fallback>
             <w:pict>
-              <v:group id="_x0000_s1026" o:spid="_x0000_s1026" o:spt="203" style="position:absolute;left:0pt;margin-top:53.95pt;height:570.45pt;width:534.6pt;mso-position-horizontal:left;mso-position-horizontal-relative:margin;mso-position-vertical-relative:page;z-index:251675648;mso-width-relative:page;mso-height-relative:page;" coordorigin="-7620,443024" coordsize="6789420,7249547" o:gfxdata="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">
+              <v:group id="_x0000_s1026" o:spid="_x0000_s1026" o:spt="203" style="position:absolute;left:0pt;margin-top:53.95pt;height:666.35pt;width:534.6pt;mso-position-horizontal:left;mso-position-horizontal-relative:margin;mso-position-vertical-relative:page;z-index:251675648;mso-width-relative:page;mso-height-relative:page;" coordorigin="-7620,443024" coordsize="6789420,8468290" o:gfxdata="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">
                 <o:lock v:ext="edit" aspectratio="f"/>
-                <v:group id="_x0000_s1026" o:spid="_x0000_s1026" o:spt="203" style="position:absolute;left:-7620;top:443024;height:5193315;width:6789420;" coordorigin="-7620,444884" coordsize="6789420,5215125" o:gfxdata="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">
+                <v:group id="_x0000_s1026" o:spid="_x0000_s1026" o:spt="203" style="position:absolute;left:-7620;top:443024;height:6412694;width:6789420;" coordorigin="-7620,444884" coordsize="6789420,6439625" o:gfxdata="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">
                   <o:lock v:ext="edit" aspectratio="f"/>
-                  <v:group id="组合 81" o:spid="_x0000_s1026" o:spt="203" style="position:absolute;left:-7620;top:444884;height:5215125;width:1256665;" coordorigin="-7613,615852" coordsize="1256004,7219295" o:gfxdata="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">
+                  <v:group id="组合 81" o:spid="_x0000_s1026" o:spt="203" style="position:absolute;left:-7620;top:444884;height:6439625;width:1256665;" coordorigin="-7613,615852" coordsize="1256004,8914369" o:gfxdata="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">
                     <o:lock v:ext="edit" aspectratio="t"/>
-                    <v:shape id="任意多边形 2" o:spid="_x0000_s1026" o:spt="100" style="position:absolute;left:-7613;top:3730404;height:287959;width:1256004;v-text-anchor:middle;" fillcolor="#93CDDD [1944]" filled="t" stroked="f" coordsize="1406296,288031" o:gfxdata="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" path="m1093154,0l1171153,0,1406296,288031,1328297,288031xm1030297,0l1069917,0,1305060,288031,1265440,288031xm0,0l1007060,0,1242203,288031,0,288031xe">
+                    <v:shape id="任意多边形 2" o:spid="_x0000_s1026" o:spt="100" style="position:absolute;left:-7613;top:5756719;height:287959;width:1256004;v-text-anchor:middle;" fillcolor="#93CDDD [1944]" filled="t" stroked="f" coordsize="1406296,288031" o:gfxdata="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" path="m1093154,0l1171153,0,1406296,288031,1328297,288031xm1030297,0l1069917,0,1305060,288031,1265440,288031xm0,0l1007060,0,1242203,288031,0,288031xe">
                       <v:path textboxrect="0,0,1406296,288031" o:connectlocs="976327,0;1045990,0;1256004,287959;1186340,287959;920188,0;955574,0;1165587,287959;1130201,287959;0,0;899434,0;1109447,287959;0,287959" o:connectangles="0,0,0,0,0,0,0,0,0,0,0,0"/>
                       <v:fill on="t" focussize="0,0"/>
                       <v:stroke on="f"/>
@@ -9309,13 +9497,13 @@
                         </w:txbxContent>
                       </v:textbox>
                     </v:shape>
-                    <v:shape id="直角三角形 3" o:spid="_x0000_s1026" o:spt="6" type="#_x0000_t6" style="position:absolute;left:3;top:4018363;height:105997;width:144069;rotation:11796480f;" fillcolor="#93CDDD [1944]" filled="t" stroked="f" coordsize="21600,21600" o:gfxdata="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">
+                    <v:shape id="直角三角形 3" o:spid="_x0000_s1026" o:spt="6" type="#_x0000_t6" style="position:absolute;left:3;top:6039378;height:105997;width:144069;rotation:11796480f;" fillcolor="#93CDDD [1944]" filled="t" stroked="f" coordsize="21600,21600" o:gfxdata="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">
                       <v:fill on="t" focussize="0,0"/>
                       <v:stroke on="f"/>
                       <v:imagedata o:title=""/>
                       <o:lock v:ext="edit" aspectratio="f"/>
                     </v:shape>
-                    <v:shape id="任意多边形 2" o:spid="_x0000_s1026" o:spt="100" style="position:absolute;left:-7613;top:7450908;height:287076;width:1256004;v-text-anchor:middle;" fillcolor="#93CDDD [1944]" filled="t" stroked="f" coordsize="1406296,288031" o:gfxdata="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" path="m1093154,0l1171153,0,1406296,288031,1328297,288031xm1030297,0l1069917,0,1305060,288031,1265440,288031xm0,0l1007060,0,1242203,288031,0,288031xe">
+                    <v:shape id="任意多边形 2" o:spid="_x0000_s1026" o:spt="100" style="position:absolute;left:-7613;top:9151281;height:287076;width:1256004;v-text-anchor:middle;" fillcolor="#93CDDD [1944]" filled="t" stroked="f" coordsize="1406296,288031" o:gfxdata="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" path="m1093154,0l1171153,0,1406296,288031,1328297,288031xm1030297,0l1069917,0,1305060,288031,1265440,288031xm0,0l1007060,0,1242203,288031,0,288031xe">
                       <v:path textboxrect="0,0,1406296,288031" o:connectlocs="976327,0;1045990,0;1256004,287076;1186340,287076;920188,0;955574,0;1165587,287076;1130201,287076;0,0;899434,0;1109447,287076;0,287076" o:connectangles="0,0,0,0,0,0,0,0,0,0,0,0"/>
                       <v:fill on="t" focussize="0,0"/>
                       <v:stroke on="f"/>
@@ -9358,7 +9546,7 @@
                         </w:txbxContent>
                       </v:textbox>
                     </v:shape>
-                    <v:shape id="直角三角形 3" o:spid="_x0000_s1026" o:spt="6" type="#_x0000_t6" style="position:absolute;left:3;top:7729150;height:105997;width:144069;rotation:11796480f;" fillcolor="#93CDDD [1944]" filled="t" stroked="f" coordsize="21600,21600" o:gfxdata="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">
+                    <v:shape id="直角三角形 3" o:spid="_x0000_s1026" o:spt="6" type="#_x0000_t6" style="position:absolute;left:3;top:9424224;height:105997;width:144069;rotation:11796480f;" fillcolor="#93CDDD [1944]" filled="t" stroked="f" coordsize="21600,21600" o:gfxdata="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">
                       <v:fill on="t" focussize="0,0"/>
                       <v:stroke on="f"/>
                       <v:imagedata o:title=""/>
@@ -9414,13 +9602,13 @@
                       <o:lock v:ext="edit" aspectratio="f"/>
                     </v:shape>
                   </v:group>
-                  <v:line id="直接连接符 20" o:spid="_x0000_s1026" o:spt="20" style="position:absolute;left:133350;top:2887500;height:0;width:6648450;" filled="f" stroked="t" coordsize="21600,21600" o:gfxdata="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">
+                  <v:line id="直接连接符 20" o:spid="_x0000_s1026" o:spt="20" style="position:absolute;left:133350;top:4351284;height:0;width:6648450;" filled="f" stroked="t" coordsize="21600,21600" o:gfxdata="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">
                     <v:fill on="f" focussize="0,0"/>
                     <v:stroke color="#4E7282 [3204]" joinstyle="round"/>
                     <v:imagedata o:title=""/>
                     <o:lock v:ext="edit" aspectratio="f"/>
                   </v:line>
-                  <v:line id="直接连接符 20" o:spid="_x0000_s1026" o:spt="20" style="position:absolute;left:122555;top:5590458;height:0;width:6648450;" filled="f" stroked="t" coordsize="21600,21600" o:gfxdata="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">
+                  <v:line id="直接连接符 20" o:spid="_x0000_s1026" o:spt="20" style="position:absolute;left:122555;top:6810491;height:0;width:6648450;" filled="f" stroked="t" coordsize="21600,21600" o:gfxdata="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">
                     <v:fill on="f" focussize="0,0"/>
                     <v:stroke color="#4E7282 [3204]" joinstyle="round"/>
                     <v:imagedata o:title=""/>
@@ -9432,14 +9620,14 @@
                     <v:imagedata o:title=""/>
                     <o:lock v:ext="edit" aspectratio="f"/>
                   </v:line>
-                  <v:line id="直接连接符 20" o:spid="_x0000_s1026" o:spt="20" style="position:absolute;left:133350;top:2567178;height:0;width:6648450;" filled="f" stroked="t" coordsize="21600,21600" o:gfxdata="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">
+                  <v:line id="直接连接符 20" o:spid="_x0000_s1026" o:spt="20" style="position:absolute;left:133350;top:1865277;height:0;width:6648450;" filled="f" stroked="t" coordsize="21600,21600" o:gfxdata="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">
                     <v:fill on="f" focussize="0,0"/>
                     <v:stroke color="#4E7282 [3204]" joinstyle="round"/>
                     <v:imagedata o:title=""/>
                     <o:lock v:ext="edit" aspectratio="f"/>
                   </v:line>
                 </v:group>
-                <v:shape id="文本框 2" o:spid="_x0000_s1026" o:spt="202" type="#_x0000_t202" style="position:absolute;left:257810;top:2727372;height:2290066;width:6429375;v-text-anchor:middle;" filled="f" stroked="f" coordsize="21600,21600" o:gfxdata="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">
+                <v:shape id="文本框 2" o:spid="_x0000_s1026" o:spt="202" type="#_x0000_t202" style="position:absolute;left:257810;top:4236503;height:2290067;width:6429375;v-text-anchor:middle;" filled="f" stroked="f" coordsize="21600,21600" o:gfxdata="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">
                   <v:fill on="f" focussize="0,0"/>
                   <v:stroke on="f" miterlimit="8" joinstyle="miter"/>
                   <v:imagedata o:title=""/>
@@ -9847,7 +10035,7 @@
                     </w:txbxContent>
                   </v:textbox>
                 </v:shape>
-                <v:shape id="文本框 2" o:spid="_x0000_s1026" o:spt="202" type="#_x0000_t202" style="position:absolute;left:257810;top:5538485;height:2154086;width:6429375;v-text-anchor:middle;" filled="f" stroked="f" coordsize="21600,21600" o:gfxdata="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">
+                <v:shape id="文本框 2" o:spid="_x0000_s1026" o:spt="202" type="#_x0000_t202" style="position:absolute;left:257810;top:6757228;height:2154086;width:6429375;v-text-anchor:middle;" filled="f" stroked="f" coordsize="21600,21600" o:gfxdata="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">
                   <v:fill on="f" focussize="0,0"/>
                   <v:stroke on="f" miterlimit="8" joinstyle="miter"/>
                   <v:imagedata o:title=""/>
@@ -10269,7 +10457,7 @@
                     </w:txbxContent>
                   </v:textbox>
                 </v:shape>
-                <v:shape id="文本框 2" o:spid="_x0000_s1026" o:spt="202" type="#_x0000_t202" style="position:absolute;left:257810;top:761371;height:1842728;width:6429375;v-text-anchor:middle;" filled="f" stroked="f" coordsize="21600,21600" o:gfxdata="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">
+                <v:shape id="文本框 2" o:spid="_x0000_s1026" o:spt="202" type="#_x0000_t202" style="position:absolute;left:257810;top:1857477;height:2053054;width:6429375;v-text-anchor:middle;" filled="f" stroked="f" coordsize="21600,21600" o:gfxdata="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">
                   <v:fill on="f" focussize="0,0"/>
                   <v:stroke on="f" miterlimit="8" joinstyle="miter"/>
                   <v:imagedata o:title=""/>
@@ -10302,42 +10490,47 @@
                             <w:sz w:val="20"/>
                             <w:szCs w:val="20"/>
                           </w:rPr>
-                          <w:t>数据解析</w:t>
+                          <w:t>项目</w:t>
                         </w:r>
                         <w:r>
                           <w:rPr>
                             <w:rFonts w:hint="eastAsia" w:ascii="微软雅黑" w:hAnsi="微软雅黑" w:eastAsia="微软雅黑"/>
-                            <w:color w:val="414141"/>
-                            <w:sz w:val="20"/>
-                            <w:szCs w:val="20"/>
-                          </w:rPr>
-                          <w:t xml:space="preserve">：使用Python解析多券商PDF/Word/Excel金融文件，提取证券交易、持仓、费用等数据 </w:t>
-                        </w:r>
-                      </w:p>
-                      <w:p>
-                        <w:pPr>
-                          <w:pStyle w:val="12"/>
-                          <w:numPr>
-                            <w:numId w:val="0"/>
-                          </w:numPr>
-                          <w:adjustRightInd w:val="0"/>
-                          <w:snapToGrid w:val="0"/>
-                          <w:ind w:left="420" w:leftChars="0" w:firstLine="1000" w:firstLineChars="500"/>
+                            <w:b/>
+                            <w:bCs/>
+                            <w:color w:val="414141"/>
+                            <w:sz w:val="20"/>
+                            <w:szCs w:val="20"/>
+                            <w:lang w:val="en-US" w:eastAsia="zh-CN"/>
+                          </w:rPr>
+                          <w:t>背景</w:t>
+                        </w:r>
+                        <w:r>
                           <w:rPr>
                             <w:rFonts w:hint="eastAsia" w:ascii="微软雅黑" w:hAnsi="微软雅黑" w:eastAsia="微软雅黑"/>
-                            <w:color w:val="414141"/>
-                            <w:sz w:val="20"/>
-                            <w:szCs w:val="20"/>
-                          </w:rPr>
-                        </w:pPr>
-                        <w:r>
-                          <w:rPr>
-                            <w:rFonts w:hint="eastAsia" w:ascii="微软雅黑" w:hAnsi="微软雅黑" w:eastAsia="微软雅黑"/>
-                            <w:color w:val="414141"/>
-                            <w:sz w:val="20"/>
-                            <w:szCs w:val="20"/>
-                          </w:rPr>
-                          <w:t>针对不同券商定制解析方案，处理复杂表格、跨页续行、多币种账户</w:t>
+                            <w:b/>
+                            <w:bCs/>
+                            <w:color w:val="414141"/>
+                            <w:sz w:val="20"/>
+                            <w:szCs w:val="20"/>
+                          </w:rPr>
+                          <w:t>：</w:t>
+                        </w:r>
+                        <w:r>
+                          <w:rPr>
+                            <w:rFonts w:hint="eastAsia" w:ascii="微软雅黑" w:hAnsi="微软雅黑"/>
+                            <w:color w:val="414141"/>
+                            <w:szCs w:val="21"/>
+                          </w:rPr>
+                          <w:t>证券/股票管理系统，参与项目周期：202512-20260</w:t>
+                        </w:r>
+                        <w:r>
+                          <w:rPr>
+                            <w:rFonts w:hint="eastAsia" w:ascii="微软雅黑" w:hAnsi="微软雅黑"/>
+                            <w:color w:val="414141"/>
+                            <w:szCs w:val="21"/>
+                            <w:lang w:val="en-US" w:eastAsia="zh-CN"/>
+                          </w:rPr>
+                          <w:t>8</w:t>
                         </w:r>
                       </w:p>
                       <w:p>
@@ -10366,7 +10559,7 @@
                             <w:sz w:val="20"/>
                             <w:szCs w:val="20"/>
                           </w:rPr>
-                          <w:t>结果映射</w:t>
+                          <w:t>数据解析：</w:t>
                         </w:r>
                         <w:r>
                           <w:rPr>
@@ -10375,33 +10568,17 @@
                             <w:sz w:val="20"/>
                             <w:szCs w:val="20"/>
                           </w:rPr>
-                          <w:t>：设计字段映射配置系统，实现解析数据与数据库的灵活映射</w:t>
-                        </w:r>
-                      </w:p>
-                      <w:p>
-                        <w:pPr>
-                          <w:pStyle w:val="12"/>
-                          <w:numPr>
-                            <w:numId w:val="0"/>
-                          </w:numPr>
-                          <w:adjustRightInd w:val="0"/>
-                          <w:snapToGrid w:val="0"/>
-                          <w:ind w:left="840" w:leftChars="0" w:firstLine="600" w:firstLineChars="300"/>
+                          <w:t>基于 Python + pdfplumber/openpyxl/docx2txt 实现多券商（PDF/Word/Excel）金融文档解析引擎，支持 15+ 券商差异化格式处理，累计处理文件 10000+ 份</w:t>
+                        </w:r>
+                        <w:r>
                           <w:rPr>
                             <w:rFonts w:hint="eastAsia" w:ascii="微软雅黑" w:hAnsi="微软雅黑" w:eastAsia="微软雅黑"/>
                             <w:color w:val="414141"/>
                             <w:sz w:val="20"/>
                             <w:szCs w:val="20"/>
-                          </w:rPr>
-                        </w:pPr>
-                        <w:r>
-                          <w:rPr>
-                            <w:rFonts w:hint="eastAsia" w:ascii="微软雅黑" w:hAnsi="微软雅黑" w:eastAsia="微软雅黑"/>
-                            <w:color w:val="414141"/>
-                            <w:sz w:val="20"/>
-                            <w:szCs w:val="20"/>
-                          </w:rPr>
-                          <w:t>支持配置化扩展，适配新券商/文件类型无需改代码</w:t>
+                            <w:lang w:eastAsia="zh-CN"/>
+                          </w:rPr>
+                          <w:t>，跨页续行数据拼接</w:t>
                         </w:r>
                       </w:p>
                       <w:p>
@@ -10416,8 +10593,6 @@
                           <w:ind w:firstLineChars="0"/>
                           <w:rPr>
                             <w:rFonts w:hint="eastAsia" w:ascii="微软雅黑" w:hAnsi="微软雅黑" w:eastAsia="微软雅黑"/>
-                            <w:b/>
-                            <w:bCs/>
                             <w:color w:val="414141"/>
                             <w:sz w:val="20"/>
                             <w:szCs w:val="20"/>
@@ -10431,29 +10606,256 @@
                             <w:color w:val="414141"/>
                             <w:sz w:val="20"/>
                             <w:szCs w:val="20"/>
-                            <w:lang w:val="en-US" w:eastAsia="zh-CN"/>
-                          </w:rPr>
-                          <w:t>后端开发</w:t>
+                          </w:rPr>
+                          <w:t>结果映射</w:t>
                         </w:r>
                         <w:r>
                           <w:rPr>
                             <w:rFonts w:hint="eastAsia" w:ascii="微软雅黑" w:hAnsi="微软雅黑" w:eastAsia="微软雅黑"/>
-                            <w:color w:val="414141"/>
-                            <w:sz w:val="20"/>
-                            <w:szCs w:val="20"/>
-                          </w:rPr>
-                          <w:t>：基于FastAPI构建异步API，处理文件上传与数据查询</w:t>
+                            <w:b/>
+                            <w:bCs/>
+                            <w:color w:val="414141"/>
+                            <w:sz w:val="20"/>
+                            <w:szCs w:val="20"/>
+                            <w:lang w:eastAsia="zh-CN"/>
+                          </w:rPr>
+                          <w:t>：</w:t>
+                        </w:r>
+                        <w:r>
+                          <w:rPr>
+                            <w:rFonts w:hint="eastAsia" w:ascii="微软雅黑" w:hAnsi="微软雅黑" w:eastAsia="微软雅黑"/>
+                            <w:color w:val="414141"/>
+                            <w:sz w:val="20"/>
+                            <w:szCs w:val="20"/>
+                          </w:rPr>
+                          <w:t>设计通用字段映射配置系统，通过 YAML 配置 实现解析数据与数据库灵活解耦，新增券商/文件类型零代码接入，开发周期从 3天→2小时</w:t>
                         </w:r>
                       </w:p>
                       <w:p>
                         <w:pPr>
                           <w:pStyle w:val="12"/>
                           <w:numPr>
+                            <w:ilvl w:val="0"/>
+                            <w:numId w:val="1"/>
+                          </w:numPr>
+                          <w:adjustRightInd w:val="0"/>
+                          <w:snapToGrid w:val="0"/>
+                          <w:ind w:firstLineChars="0"/>
+                          <w:rPr>
+                            <w:rFonts w:hint="eastAsia" w:ascii="微软雅黑" w:hAnsi="微软雅黑" w:eastAsia="微软雅黑"/>
+                            <w:color w:val="414141"/>
+                            <w:sz w:val="20"/>
+                            <w:szCs w:val="20"/>
+                          </w:rPr>
+                        </w:pPr>
+                        <w:r>
+                          <w:rPr>
+                            <w:rFonts w:hint="eastAsia" w:ascii="微软雅黑" w:hAnsi="微软雅黑" w:eastAsia="微软雅黑"/>
+                            <w:b/>
+                            <w:bCs/>
+                            <w:color w:val="414141"/>
+                            <w:sz w:val="20"/>
+                            <w:szCs w:val="20"/>
+                            <w:lang w:val="en-US" w:eastAsia="zh-CN"/>
+                          </w:rPr>
+                          <w:t>后端框架</w:t>
+                        </w:r>
+                        <w:r>
+                          <w:rPr>
+                            <w:rFonts w:hint="eastAsia" w:ascii="微软雅黑" w:hAnsi="微软雅黑" w:eastAsia="微软雅黑"/>
+                            <w:color w:val="414141"/>
+                            <w:sz w:val="20"/>
+                            <w:szCs w:val="20"/>
+                          </w:rPr>
+                          <w:t>：基于 FastAPI + SQLAlchemy 构建异步 API，集成 Redis 缓存，查询接口响应时间从 2s→200ms，性能提升 90%+。支持 文件批量上传 + 异步解析任务，使用 Celery + RabbitMQ 实现任务队列</w:t>
+                        </w:r>
+                      </w:p>
+                    </w:txbxContent>
+                  </v:textbox>
+                </v:shape>
+                <v:shape id="文本框 2" o:spid="_x0000_s1026" o:spt="202" type="#_x0000_t202" style="position:absolute;left:257810;top:626026;height:1199680;width:6429375;v-text-anchor:middle;" filled="f" stroked="f" coordsize="21600,21600" o:gfxdata="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">
+                  <v:fill on="f" focussize="0,0"/>
+                  <v:stroke on="f" miterlimit="8" joinstyle="miter"/>
+                  <v:imagedata o:title=""/>
+                  <o:lock v:ext="edit" aspectratio="f"/>
+                  <v:textbox>
+                    <w:txbxContent>
+                      <w:p>
+                        <w:pPr>
+                          <w:pStyle w:val="12"/>
+                          <w:numPr>
+                            <w:ilvl w:val="0"/>
+                            <w:numId w:val="1"/>
+                          </w:numPr>
+                          <w:adjustRightInd w:val="0"/>
+                          <w:snapToGrid w:val="0"/>
+                          <w:ind w:firstLineChars="0"/>
+                          <w:rPr>
+                            <w:rFonts w:hint="eastAsia" w:ascii="微软雅黑" w:hAnsi="微软雅黑" w:eastAsia="微软雅黑"/>
+                            <w:color w:val="414141"/>
+                            <w:sz w:val="20"/>
+                            <w:szCs w:val="20"/>
+                          </w:rPr>
+                        </w:pPr>
+                        <w:r>
+                          <w:rPr>
+                            <w:rFonts w:hint="eastAsia" w:ascii="微软雅黑" w:hAnsi="微软雅黑" w:eastAsia="微软雅黑"/>
+                            <w:b/>
+                            <w:bCs/>
+                            <w:color w:val="414141"/>
+                            <w:sz w:val="20"/>
+                            <w:szCs w:val="20"/>
+                          </w:rPr>
+                          <w:t>项目成果：</w:t>
+                        </w:r>
+                        <w:r>
+                          <w:rPr>
+                            <w:rFonts w:hint="eastAsia" w:ascii="微软雅黑" w:hAnsi="微软雅黑" w:eastAsia="微软雅黑"/>
+                            <w:color w:val="414141"/>
+                            <w:sz w:val="20"/>
+                            <w:szCs w:val="20"/>
+                          </w:rPr>
+                          <w:t>完成8套验收想定场景制作</w:t>
+                        </w:r>
+                        <w:r>
+                          <w:rPr>
+                            <w:rFonts w:hint="eastAsia" w:ascii="微软雅黑" w:hAnsi="微软雅黑" w:eastAsia="微软雅黑"/>
+                            <w:color w:val="414141"/>
+                            <w:sz w:val="20"/>
+                            <w:szCs w:val="20"/>
+                            <w:lang w:eastAsia="zh-CN"/>
+                          </w:rPr>
+                          <w:t xml:space="preserve">、模型集成周期从 </w:t>
+                        </w:r>
+                        <w:r>
+                          <w:rPr>
+                            <w:rFonts w:hint="eastAsia" w:ascii="微软雅黑" w:hAnsi="微软雅黑" w:eastAsia="微软雅黑"/>
+                            <w:color w:val="414141"/>
+                            <w:sz w:val="20"/>
+                            <w:szCs w:val="20"/>
+                            <w:lang w:val="en-US" w:eastAsia="zh-CN"/>
+                          </w:rPr>
+                          <w:t>3天</w:t>
+                        </w:r>
+                        <w:r>
+                          <w:rPr>
+                            <w:rFonts w:hint="eastAsia" w:ascii="微软雅黑" w:hAnsi="微软雅黑" w:eastAsia="微软雅黑"/>
+                            <w:color w:val="414141"/>
+                            <w:sz w:val="20"/>
+                            <w:szCs w:val="20"/>
+                            <w:lang w:eastAsia="zh-CN"/>
+                          </w:rPr>
+                          <w:t>→</w:t>
+                        </w:r>
+                        <w:r>
+                          <w:rPr>
+                            <w:rFonts w:hint="eastAsia" w:ascii="微软雅黑" w:hAnsi="微软雅黑" w:eastAsia="微软雅黑"/>
+                            <w:color w:val="414141"/>
+                            <w:sz w:val="20"/>
+                            <w:szCs w:val="20"/>
+                            <w:lang w:val="en-US" w:eastAsia="zh-CN"/>
+                          </w:rPr>
+                          <w:t>1</w:t>
+                        </w:r>
+                        <w:r>
+                          <w:rPr>
+                            <w:rFonts w:hint="eastAsia" w:ascii="微软雅黑" w:hAnsi="微软雅黑" w:eastAsia="微软雅黑"/>
+                            <w:color w:val="414141"/>
+                            <w:sz w:val="20"/>
+                            <w:szCs w:val="20"/>
+                            <w:lang w:eastAsia="zh-CN"/>
+                          </w:rPr>
+                          <w:t>天，效率提升、</w:t>
+                        </w:r>
+                        <w:r>
+                          <w:rPr>
+                            <w:rFonts w:hint="eastAsia" w:ascii="微软雅黑" w:hAnsi="微软雅黑" w:eastAsia="微软雅黑"/>
+                            <w:color w:val="414141"/>
+                            <w:sz w:val="20"/>
+                            <w:szCs w:val="20"/>
+                            <w:lang w:val="en-US" w:eastAsia="zh-CN"/>
+                          </w:rPr>
+                          <w:t>优化UI显示逻辑</w:t>
+                        </w:r>
+                        <w:r>
+                          <w:rPr>
+                            <w:rFonts w:hint="eastAsia" w:ascii="微软雅黑" w:hAnsi="微软雅黑" w:eastAsia="微软雅黑"/>
+                            <w:color w:val="414141"/>
+                            <w:sz w:val="20"/>
+                            <w:szCs w:val="20"/>
+                            <w:lang w:eastAsia="zh-CN"/>
+                          </w:rPr>
+                          <w:t>仿真</w:t>
+                        </w:r>
+                        <w:r>
+                          <w:rPr>
+                            <w:rFonts w:hint="eastAsia" w:ascii="微软雅黑" w:hAnsi="微软雅黑" w:eastAsia="微软雅黑"/>
+                            <w:color w:val="414141"/>
+                            <w:sz w:val="20"/>
+                            <w:szCs w:val="20"/>
+                            <w:lang w:val="en-US" w:eastAsia="zh-CN"/>
+                          </w:rPr>
+                          <w:t>延迟控制在秒以内</w:t>
+                        </w:r>
+                        <w:r>
+                          <w:rPr>
+                            <w:rFonts w:hint="eastAsia" w:ascii="微软雅黑" w:hAnsi="微软雅黑" w:eastAsia="微软雅黑"/>
+                            <w:color w:val="414141"/>
+                            <w:sz w:val="20"/>
+                            <w:szCs w:val="20"/>
+                            <w:lang w:eastAsia="zh-CN"/>
+                          </w:rPr>
+                          <w:t>，满足实时性要求</w:t>
+                        </w:r>
+                      </w:p>
+                      <w:p>
+                        <w:pPr>
+                          <w:pStyle w:val="12"/>
+                          <w:numPr>
+                            <w:ilvl w:val="0"/>
+                            <w:numId w:val="1"/>
+                          </w:numPr>
+                          <w:adjustRightInd w:val="0"/>
+                          <w:snapToGrid w:val="0"/>
+                          <w:ind w:firstLineChars="0"/>
+                          <w:rPr>
+                            <w:rFonts w:hint="eastAsia" w:ascii="微软雅黑" w:hAnsi="微软雅黑" w:eastAsia="微软雅黑"/>
+                            <w:color w:val="414141"/>
+                            <w:sz w:val="20"/>
+                            <w:szCs w:val="20"/>
+                          </w:rPr>
+                        </w:pPr>
+                        <w:r>
+                          <w:rPr>
+                            <w:rFonts w:hint="eastAsia" w:ascii="微软雅黑" w:hAnsi="微软雅黑" w:eastAsia="微软雅黑"/>
+                            <w:b/>
+                            <w:bCs/>
+                            <w:color w:val="414141"/>
+                            <w:sz w:val="20"/>
+                            <w:szCs w:val="20"/>
+                          </w:rPr>
+                          <w:t>数据解析：</w:t>
+                        </w:r>
+                        <w:r>
+                          <w:rPr>
+                            <w:rFonts w:hint="eastAsia" w:ascii="微软雅黑" w:hAnsi="微软雅黑" w:eastAsia="微软雅黑"/>
+                            <w:color w:val="414141"/>
+                            <w:sz w:val="20"/>
+                            <w:szCs w:val="20"/>
+                          </w:rPr>
+                          <w:t>基于 Python + pdfplumber/openpyxl/docx2txt 实现多券商（PDF/Word/Excel）金融文档</w:t>
+                        </w:r>
+                      </w:p>
+                      <w:p>
+                        <w:pPr>
+                          <w:pStyle w:val="12"/>
+                          <w:widowControl w:val="0"/>
+                          <w:numPr>
                             <w:numId w:val="0"/>
                           </w:numPr>
                           <w:adjustRightInd w:val="0"/>
                           <w:snapToGrid w:val="0"/>
-                          <w:ind w:left="840" w:leftChars="0" w:firstLine="600" w:firstLineChars="300"/>
+                          <w:jc w:val="both"/>
                           <w:rPr>
                             <w:rFonts w:hint="eastAsia" w:ascii="微软雅黑" w:hAnsi="微软雅黑" w:eastAsia="微软雅黑"/>
                             <w:color w:val="414141"/>
@@ -10461,15 +10863,24 @@
                             <w:szCs w:val="20"/>
                           </w:rPr>
                         </w:pPr>
-                        <w:r>
+                      </w:p>
+                      <w:p>
+                        <w:pPr>
+                          <w:pStyle w:val="12"/>
+                          <w:widowControl w:val="0"/>
+                          <w:numPr>
+                            <w:numId w:val="0"/>
+                          </w:numPr>
+                          <w:adjustRightInd w:val="0"/>
+                          <w:snapToGrid w:val="0"/>
+                          <w:jc w:val="both"/>
                           <w:rPr>
                             <w:rFonts w:hint="eastAsia" w:ascii="微软雅黑" w:hAnsi="微软雅黑" w:eastAsia="微软雅黑"/>
                             <w:color w:val="414141"/>
                             <w:sz w:val="20"/>
                             <w:szCs w:val="20"/>
                           </w:rPr>
-                          <w:t>使用SQLAlchemy ORM操作数据库，集成Redis缓存优化查询性能</w:t>
-                        </w:r>
+                        </w:pPr>
                       </w:p>
                     </w:txbxContent>
                   </v:textbox>
@@ -10911,8 +11322,6 @@
           <w:rFonts w:hint="eastAsia"/>
         </w:rPr>
       </w:pPr>
-      <w:bookmarkStart w:id="0" w:name="_GoBack"/>
-      <w:bookmarkEnd w:id="0"/>
       <w:r>
         <w:rPr>
           <w:rFonts w:ascii="微软雅黑" w:hAnsi="微软雅黑"/>
@@ -11695,7 +12104,7 @@
           </mc:Choice>
           <mc:Fallback>
             <w:pict>
-              <v:group id="_x0000_s1026" o:spid="_x0000_s1026" o:spt="203" style="position:absolute;left:0pt;margin-left:-5.6pt;margin-top:300.85pt;height:257.35pt;width:534pt;mso-position-vertical-relative:page;z-index:251672576;mso-width-relative:page;mso-height-relative:page;" coordorigin="0,71808" coordsize="6781800,1750121" o:gfxdata="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">
+              <v:group id="_x0000_s1026" o:spid="_x0000_s1026" o:spt="203" style="position:absolute;left:0pt;margin-left:-5.6pt;margin-top:300.85pt;height:257.35pt;width:534pt;mso-position-vertical-relative:page;z-index:251672576;mso-width-relative:page;mso-height-relative:page;" coordorigin="0,71808" coordsize="6781800,1750121" o:gfxdata="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">
                 <o:lock v:ext="edit" aspectratio="f"/>
                 <v:group id="_x0000_s1026" o:spid="_x0000_s1026" o:spt="203" style="position:absolute;left:0;top:71808;height:1750121;width:6781800;" coordorigin="0,72111" coordsize="6781800,1757471" o:gfxdata="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">
                   <o:lock v:ext="edit" aspectratio="f"/>
@@ -12871,7 +13280,7 @@
           </mc:Choice>
           <mc:Fallback>
             <w:pict>
-              <v:group id="_x0000_s1026" o:spid="_x0000_s1026" o:spt="203" style="position:absolute;left:0pt;margin-left:-5.3pt;margin-top:68.9pt;height:187.35pt;width:534.55pt;mso-position-vertical-relative:page;z-index:251669504;mso-width-relative:page;mso-height-relative:page;" coordorigin="-1,22860" coordsize="6789421,1729156" o:gfxdata="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">
+              <v:group id="_x0000_s1026" o:spid="_x0000_s1026" o:spt="203" style="position:absolute;left:0pt;margin-left:-5.3pt;margin-top:68.9pt;height:187.35pt;width:534.55pt;mso-position-vertical-relative:page;z-index:251669504;mso-width-relative:page;mso-height-relative:page;" coordorigin="-1,22860" coordsize="6789421,1729156" o:gfxdata="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">
                 <o:lock v:ext="edit" aspectratio="f"/>
                 <v:group id="_x0000_s1026" o:spid="_x0000_s1026" o:spt="203" style="position:absolute;left:-1;top:22860;height:1729156;width:6789421;" coordorigin="-1,22956" coordsize="6789421,1736423" o:gfxdata="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">
                   <o:lock v:ext="edit" aspectratio="f"/>
@@ -13909,7 +14318,7 @@
     <w:lsdException w:qFormat="1" w:unhideWhenUsed="0" w:uiPriority="10" w:semiHidden="0" w:name="Title"/>
     <w:lsdException w:uiPriority="99" w:name="Closing"/>
     <w:lsdException w:uiPriority="99" w:name="Signature"/>
-    <w:lsdException w:uiPriority="1" w:name="Default Paragraph Font"/>
+    <w:lsdException w:qFormat="1" w:uiPriority="1" w:name="Default Paragraph Font"/>
     <w:lsdException w:uiPriority="99" w:name="Body Text"/>
     <w:lsdException w:uiPriority="99" w:name="Body Text Indent"/>
     <w:lsdException w:uiPriority="99" w:name="List Continue"/>
@@ -13947,7 +14356,7 @@
     <w:lsdException w:uiPriority="99" w:name="HTML Sample"/>
     <w:lsdException w:uiPriority="99" w:name="HTML Typewriter"/>
     <w:lsdException w:uiPriority="99" w:name="HTML Variable"/>
-    <w:lsdException w:uiPriority="99" w:name="Normal Table"/>
+    <w:lsdException w:qFormat="1" w:uiPriority="99" w:name="Normal Table"/>
     <w:lsdException w:uiPriority="99" w:name="annotation subject"/>
     <w:lsdException w:uiPriority="99" w:name="Table Simple 1"/>
     <w:lsdException w:uiPriority="99" w:name="Table Simple 2"/>
@@ -14135,12 +14544,14 @@
     <w:name w:val="Default Paragraph Font"/>
     <w:semiHidden/>
     <w:unhideWhenUsed/>
+    <w:qFormat/>
     <w:uiPriority w:val="1"/>
   </w:style>
   <w:style w:type="table" w:default="1" w:styleId="5">
     <w:name w:val="Normal Table"/>
     <w:semiHidden/>
     <w:unhideWhenUsed/>
+    <w:qFormat/>
     <w:uiPriority w:val="99"/>
     <w:tblPr>
       <w:tblCellMar>
